--- a/pr-preview/pr-4/index-tracked-changes.docx
+++ b/pr-preview/pr-4/index-tracked-changes.docx
@@ -16,7 +16,7 @@
       </w:pPr>
       <w:del w:id="1" w:author="PR Preview" w:date="2026-01-01T00:00:00Z">
         <w:r>
-          <w:delText xml:space="preserve">Last modified: 2026-10-22 15:24:07 (PDT)</w:delText>
+          <w:delText xml:space="preserve">Last modified: 2026-10-23 02:26:00 (PDT)</w:delText>
         </w:r>
       </w:del>
     </w:p>
@@ -26,7 +26,7 @@
       </w:pPr>
       <w:ins w:id="2" w:author="PR Preview" w:date="2026-01-01T00:00:00Z">
         <w:r>
-          <w:t xml:space="preserve">Last modified: 2026-10-23 00:45:53 (PDT)</w:t>
+          <w:t xml:space="preserve">Last modified: 2026-10-23 02:28:24 (PDT)</w:t>
         </w:r>
       </w:ins>
     </w:p>
@@ -43,124 +43,53 @@
       <w:pPr>
         <w:pStyle w:val="FirstParagraph"/>
       </w:pPr>
-      <w:del w:id="3" w:author="PR Preview" w:date="2026-01-01T00:00:00Z">
-        <w:r>
-          <w:delText xml:space="preserve">These are the lecture notes for CSCI 201, math for computer science (discrete mathematics), at Western Washington University.</w:delText>
-        </w:r>
-      </w:del>
-      <w:del w:id="4" w:author="PR Preview" w:date="2026-01-01T00:00:00Z">
-        <w:r>
-          <w:delText xml:space="preserve"> </w:delText>
-        </w:r>
-      </w:del>
-      <w:del w:id="5" w:author="PR Preview" w:date="2026-01-01T00:00:00Z">
-        <w:r>
-          <w:delText xml:space="preserve">General mathematics that several courses share, such as logic, sets and functions, is kept in the</w:delText>
-        </w:r>
-      </w:del>
-      <w:del w:id="6" w:author="PR Preview" w:date="2026-01-01T00:00:00Z">
-        <w:r>
-          <w:delText xml:space="preserve"> </w:delText>
-        </w:r>
-      </w:del>
+      <w:r>
+        <w:t xml:space="preserve">These are the lecture notes for CSCI 201, math for computer science (discrete mathematics), at Western Washington University.</w:t>
+      </w:r>
+      <w:r>
+        <w:t xml:space="preserve"> </w:t>
+      </w:r>
+      <w:r>
+        <w:t xml:space="preserve">General mathematics that several courses share, such as logic, sets and functions, is kept in the</w:t>
+      </w:r>
+      <w:r>
+        <w:t xml:space="preserve"> </w:t>
+      </w:r>
       <w:hyperlink r:id="rId9">
-        <w:del w:id="7" w:author="PR Preview" w:date="2026-01-01T00:00:00Z">
-          <w:r>
-            <w:rPr>
-              <w:rStyle w:val="Hyperlink"/>
-            </w:rPr>
-            <w:delText xml:space="preserve">mathematics prerequisites</w:delText>
-          </w:r>
-        </w:del>
+        <w:r>
+          <w:rPr>
+            <w:rStyle w:val="Hyperlink"/>
+          </w:rPr>
+          <w:t xml:space="preserve">mathematics prerequisites</w:t>
+        </w:r>
       </w:hyperlink>
-      <w:del w:id="8" w:author="PR Preview" w:date="2026-01-01T00:00:00Z">
-        <w:r>
-          <w:delText xml:space="preserve"> </w:delText>
-        </w:r>
-      </w:del>
-      <w:del w:id="9" w:author="PR Preview" w:date="2026-01-01T00:00:00Z">
-        <w:r>
-          <w:delText xml:space="preserve">site, and these notes link to it.</w:delText>
-        </w:r>
-      </w:del>
-    </w:p>
-    <w:p>
-      <w:pPr>
-        <w:pStyle w:val="FirstParagraph"/>
-      </w:pPr>
-      <w:ins w:id="10" w:author="PR Preview" w:date="2026-01-01T00:00:00Z">
-        <w:r>
-          <w:t xml:space="preserve">These are the lecture notes for CSCI 201, math for computer science (discrete mathematics), at Western Washington University.</w:t>
-        </w:r>
-      </w:ins>
-      <w:ins w:id="11" w:author="PR Preview" w:date="2026-01-01T00:00:00Z">
-        <w:r>
-          <w:t xml:space="preserve"> </w:t>
-        </w:r>
-      </w:ins>
-      <w:ins w:id="12" w:author="PR Preview" w:date="2026-01-01T00:00:00Z">
-        <w:r>
-          <w:t xml:space="preserve">General mathematics that several courses share, such as logic, sets and functions, is kept in the</w:t>
-        </w:r>
-      </w:ins>
-      <w:ins w:id="13" w:author="PR Preview" w:date="2026-01-01T00:00:00Z">
-        <w:r>
-          <w:t xml:space="preserve"> </w:t>
-        </w:r>
-      </w:ins>
-      <w:hyperlink r:id="rId9">
-        <w:ins w:id="14" w:author="PR Preview" w:date="2026-01-01T00:00:00Z">
-          <w:r>
-            <w:rPr>
-              <w:rStyle w:val="Hyperlink"/>
-            </w:rPr>
-            <w:t xml:space="preserve">mathematics prerequisites</w:t>
-          </w:r>
-        </w:ins>
-      </w:hyperlink>
-      <w:ins w:id="15" w:author="PR Preview" w:date="2026-01-01T00:00:00Z">
-        <w:r>
-          <w:t xml:space="preserve"> </w:t>
-        </w:r>
-      </w:ins>
-      <w:ins w:id="16" w:author="PR Preview" w:date="2026-01-01T00:00:00Z">
-        <w:r>
-          <w:t xml:space="preserve">site.</w:t>
-        </w:r>
-      </w:ins>
-      <w:ins w:id="17" w:author="PR Preview" w:date="2026-01-01T00:00:00Z">
-        <w:r>
-          <w:t xml:space="preserve"> </w:t>
-        </w:r>
-      </w:ins>
-      <w:ins w:id="18" w:author="PR Preview" w:date="2026-01-01T00:00:00Z">
-        <w:r>
-          <w:t xml:space="preserve">These notes include its definitions, from the</w:t>
-        </w:r>
-      </w:ins>
-      <w:ins w:id="19" w:author="PR Preview" w:date="2026-01-01T00:00:00Z">
-        <w:r>
-          <w:t xml:space="preserve"> </w:t>
-        </w:r>
-      </w:ins>
-      <w:ins w:id="20" w:author="PR Preview" w:date="2026-01-01T00:00:00Z">
-        <w:r>
-          <w:rPr>
-            <w:rStyle w:val="VerbatimChar"/>
-          </w:rPr>
-          <w:t xml:space="preserve">mds</w:t>
-        </w:r>
-      </w:ins>
-      <w:ins w:id="21" w:author="PR Preview" w:date="2026-01-01T00:00:00Z">
-        <w:r>
-          <w:t xml:space="preserve"> </w:t>
-        </w:r>
-      </w:ins>
-      <w:ins w:id="22" w:author="PR Preview" w:date="2026-01-01T00:00:00Z">
-        <w:r>
-          <w:t xml:space="preserve">submodule, so each definition is written once and reads the same in both places.</w:t>
-        </w:r>
-      </w:ins>
+      <w:r>
+        <w:t xml:space="preserve"> </w:t>
+      </w:r>
+      <w:r>
+        <w:t xml:space="preserve">site.</w:t>
+      </w:r>
+      <w:r>
+        <w:t xml:space="preserve"> </w:t>
+      </w:r>
+      <w:r>
+        <w:t xml:space="preserve">These notes include its definitions, from the</w:t>
+      </w:r>
+      <w:r>
+        <w:t xml:space="preserve"> </w:t>
+      </w:r>
+      <w:r>
+        <w:rPr>
+          <w:rStyle w:val="VerbatimChar"/>
+        </w:rPr>
+        <w:t xml:space="preserve">mds</w:t>
+      </w:r>
+      <w:r>
+        <w:t xml:space="preserve"> </w:t>
+      </w:r>
+      <w:r>
+        <w:t xml:space="preserve">submodule, so each definition is written once and reads the same in both places.</w:t>
+      </w:r>
     </w:p>
     <w:p>
       <w:pPr>
@@ -296,7 +225,7 @@
       <w:pPr>
         <w:pStyle w:val="Heading2"/>
       </w:pPr>
-      <w:del w:id="23" w:author="PR Preview" w:date="2026-01-01T00:00:00Z">
+      <w:del w:id="3" w:author="PR Preview" w:date="2026-01-01T00:00:00Z">
         <w:r>
           <w:delText xml:space="preserve">0.1 About this website</w:delText>
         </w:r>
@@ -306,18 +235,18 @@
       <w:pPr>
         <w:pStyle w:val="FirstParagraph"/>
       </w:pPr>
-      <w:del w:id="24" w:author="PR Preview" w:date="2026-01-01T00:00:00Z">
+      <w:del w:id="4" w:author="PR Preview" w:date="2026-01-01T00:00:00Z">
         <w:r>
           <w:delText xml:space="preserve">This website is built with</w:delText>
         </w:r>
       </w:del>
-      <w:del w:id="25" w:author="PR Preview" w:date="2026-01-01T00:00:00Z">
+      <w:del w:id="5" w:author="PR Preview" w:date="2026-01-01T00:00:00Z">
         <w:r>
           <w:delText xml:space="preserve"> </w:delText>
         </w:r>
       </w:del>
       <w:hyperlink r:id="rId10">
-        <w:del w:id="26" w:author="PR Preview" w:date="2026-01-01T00:00:00Z">
+        <w:del w:id="6" w:author="PR Preview" w:date="2026-01-01T00:00:00Z">
           <w:r>
             <w:rPr>
               <w:rStyle w:val="Hyperlink"/>
@@ -326,28 +255,28 @@
           </w:r>
         </w:del>
       </w:hyperlink>
-      <w:del w:id="27" w:author="PR Preview" w:date="2026-01-01T00:00:00Z">
+      <w:del w:id="7" w:author="PR Preview" w:date="2026-01-01T00:00:00Z">
         <w:r>
           <w:delText xml:space="preserve">, an open-source scientific and technical publishing system.</w:delText>
         </w:r>
       </w:del>
-      <w:del w:id="28" w:author="PR Preview" w:date="2026-01-01T00:00:00Z">
+      <w:del w:id="8" w:author="PR Preview" w:date="2026-01-01T00:00:00Z">
         <w:r>
           <w:delText xml:space="preserve"> </w:delText>
         </w:r>
       </w:del>
-      <w:del w:id="29" w:author="PR Preview" w:date="2026-01-01T00:00:00Z">
+      <w:del w:id="9" w:author="PR Preview" w:date="2026-01-01T00:00:00Z">
         <w:r>
           <w:delText xml:space="preserve">It was created from the</w:delText>
         </w:r>
       </w:del>
-      <w:del w:id="30" w:author="PR Preview" w:date="2026-01-01T00:00:00Z">
+      <w:del w:id="10" w:author="PR Preview" w:date="2026-01-01T00:00:00Z">
         <w:r>
           <w:delText xml:space="preserve"> </w:delText>
         </w:r>
       </w:del>
       <w:hyperlink r:id="rId11">
-        <w:del w:id="31" w:author="PR Preview" w:date="2026-01-01T00:00:00Z">
+        <w:del w:id="11" w:author="PR Preview" w:date="2026-01-01T00:00:00Z">
           <w:r>
             <w:rPr>
               <w:rStyle w:val="Hyperlink"/>
@@ -356,12 +285,12 @@
           </w:r>
         </w:del>
       </w:hyperlink>
-      <w:del w:id="32" w:author="PR Preview" w:date="2026-01-01T00:00:00Z">
+      <w:del w:id="12" w:author="PR Preview" w:date="2026-01-01T00:00:00Z">
         <w:r>
           <w:delText xml:space="preserve"> </w:delText>
         </w:r>
       </w:del>
-      <w:del w:id="33" w:author="PR Preview" w:date="2026-01-01T00:00:00Z">
+      <w:del w:id="13" w:author="PR Preview" w:date="2026-01-01T00:00:00Z">
         <w:r>
           <w:delText xml:space="preserve">template.</w:delText>
         </w:r>
@@ -371,7 +300,7 @@
       <w:pPr>
         <w:pStyle w:val="Heading2"/>
       </w:pPr>
-      <w:del w:id="34" w:author="PR Preview" w:date="2026-01-01T00:00:00Z">
+      <w:del w:id="14" w:author="PR Preview" w:date="2026-01-01T00:00:00Z">
         <w:r>
           <w:delText xml:space="preserve">0.2 Building the website</w:delText>
         </w:r>
@@ -381,7 +310,7 @@
       <w:pPr>
         <w:pStyle w:val="FirstParagraph"/>
       </w:pPr>
-      <w:del w:id="35" w:author="PR Preview" w:date="2026-01-01T00:00:00Z">
+      <w:del w:id="15" w:author="PR Preview" w:date="2026-01-01T00:00:00Z">
         <w:r>
           <w:delText xml:space="preserve">To render the website locally:</w:delText>
         </w:r>
@@ -391,7 +320,7 @@
       <w:pPr>
         <w:pStyle w:val="SourceCode"/>
       </w:pPr>
-      <w:del w:id="36" w:author="PR Preview" w:date="2026-01-01T00:00:00Z">
+      <w:del w:id="16" w:author="PR Preview" w:date="2026-01-01T00:00:00Z">
         <w:r>
           <w:rPr>
             <w:rStyle w:val="ExtensionTok"/>
@@ -399,7 +328,7 @@
           <w:delText xml:space="preserve">quarto</w:delText>
         </w:r>
       </w:del>
-      <w:del w:id="37" w:author="PR Preview" w:date="2026-01-01T00:00:00Z">
+      <w:del w:id="17" w:author="PR Preview" w:date="2026-01-01T00:00:00Z">
         <w:r>
           <w:rPr>
             <w:rStyle w:val="NormalTok"/>
@@ -412,7 +341,7 @@
       <w:pPr>
         <w:pStyle w:val="FirstParagraph"/>
       </w:pPr>
-      <w:del w:id="38" w:author="PR Preview" w:date="2026-01-01T00:00:00Z">
+      <w:del w:id="18" w:author="PR Preview" w:date="2026-01-01T00:00:00Z">
         <w:r>
           <w:delText xml:space="preserve">To preview the website with live reload:</w:delText>
         </w:r>
@@ -422,7 +351,7 @@
       <w:pPr>
         <w:pStyle w:val="SourceCode"/>
       </w:pPr>
-      <w:del w:id="39" w:author="PR Preview" w:date="2026-01-01T00:00:00Z">
+      <w:del w:id="19" w:author="PR Preview" w:date="2026-01-01T00:00:00Z">
         <w:r>
           <w:rPr>
             <w:rStyle w:val="ExtensionTok"/>
@@ -430,7 +359,7 @@
           <w:delText xml:space="preserve">quarto</w:delText>
         </w:r>
       </w:del>
-      <w:del w:id="40" w:author="PR Preview" w:date="2026-01-01T00:00:00Z">
+      <w:del w:id="20" w:author="PR Preview" w:date="2026-01-01T00:00:00Z">
         <w:r>
           <w:rPr>
             <w:rStyle w:val="NormalTok"/>
@@ -443,17 +372,17 @@
       <w:pPr>
         <w:pStyle w:val="FirstParagraph"/>
       </w:pPr>
-      <w:del w:id="41" w:author="PR Preview" w:date="2026-01-01T00:00:00Z">
+      <w:del w:id="21" w:author="PR Preview" w:date="2026-01-01T00:00:00Z">
         <w:r>
           <w:delText xml:space="preserve">The rendered output will be in the</w:delText>
         </w:r>
       </w:del>
-      <w:del w:id="42" w:author="PR Preview" w:date="2026-01-01T00:00:00Z">
+      <w:del w:id="22" w:author="PR Preview" w:date="2026-01-01T00:00:00Z">
         <w:r>
           <w:delText xml:space="preserve"> </w:delText>
         </w:r>
       </w:del>
-      <w:del w:id="43" w:author="PR Preview" w:date="2026-01-01T00:00:00Z">
+      <w:del w:id="23" w:author="PR Preview" w:date="2026-01-01T00:00:00Z">
         <w:r>
           <w:rPr>
             <w:rStyle w:val="VerbatimChar"/>
@@ -461,12 +390,12 @@
           <w:delText xml:space="preserve">_site/</w:delText>
         </w:r>
       </w:del>
-      <w:del w:id="44" w:author="PR Preview" w:date="2026-01-01T00:00:00Z">
+      <w:del w:id="24" w:author="PR Preview" w:date="2026-01-01T00:00:00Z">
         <w:r>
           <w:delText xml:space="preserve"> </w:delText>
         </w:r>
       </w:del>
-      <w:del w:id="45" w:author="PR Preview" w:date="2026-01-01T00:00:00Z">
+      <w:del w:id="25" w:author="PR Preview" w:date="2026-01-01T00:00:00Z">
         <w:r>
           <w:delText xml:space="preserve">directory, which GitHub Actions publishes to GitHub Pages.</w:delText>
         </w:r>
@@ -476,7 +405,7 @@
       <w:pPr>
         <w:pStyle w:val="Heading2"/>
       </w:pPr>
-      <w:del w:id="46" w:author="PR Preview" w:date="2026-01-01T00:00:00Z">
+      <w:del w:id="26" w:author="PR Preview" w:date="2026-01-01T00:00:00Z">
         <w:r>
           <w:delText xml:space="preserve">0.3 License</w:delText>
         </w:r>
@@ -486,7 +415,7 @@
       <w:pPr>
         <w:pStyle w:val="Heading2"/>
       </w:pPr>
-      <w:ins w:id="47" w:author="PR Preview" w:date="2026-01-01T00:00:00Z">
+      <w:ins w:id="27" w:author="PR Preview" w:date="2026-01-01T00:00:00Z">
         <w:r>
           <w:t xml:space="preserve">0.1 License</w:t>
         </w:r>
